--- a/printables/sprint-answers/U1-sprint-answers.docx
+++ b/printables/sprint-answers/U1-sprint-answers.docx
@@ -4,7 +4,7 @@
   <w:body>
     <w:p>
       <w:pPr>
-        <w:spacing w:before="0" w:after="40" w:line="269" w:lineRule="auto"/>
+        <w:spacing w:before="0" w:after="20" w:line="252" w:lineRule="auto"/>
         <w:jc w:val="center"/>
       </w:pPr>
       <w:r>
@@ -12,14 +12,14 @@
           <w:rFonts w:ascii="宋体" w:hAnsi="宋体" w:eastAsia="宋体"/>
           <w:b/>
           <w:color w:val="F4A261"/>
-          <w:sz w:val="18"/>
+          <w:sz w:val="16"/>
         </w:rPr>
         <w:t>语文书桌 · 参考答案（做完再看）</w:t>
       </w:r>
     </w:p>
     <w:p>
       <w:pPr>
-        <w:spacing w:before="0" w:after="40" w:line="269" w:lineRule="auto"/>
+        <w:spacing w:before="0" w:after="20" w:line="252" w:lineRule="auto"/>
         <w:jc w:val="center"/>
       </w:pPr>
       <w:r>
@@ -27,14 +27,14 @@
           <w:rFonts w:ascii="黑体" w:hAnsi="黑体" w:eastAsia="黑体"/>
           <w:b/>
           <w:color w:val="E85D04"/>
-          <w:sz w:val="30"/>
+          <w:sz w:val="26"/>
         </w:rPr>
         <w:t>第一单元冲刺 · 参考答案</w:t>
       </w:r>
     </w:p>
     <w:p>
       <w:pPr>
-        <w:spacing w:before="0" w:after="120" w:line="269" w:lineRule="auto"/>
+        <w:spacing w:before="0" w:after="80" w:line="252" w:lineRule="auto"/>
         <w:jc w:val="center"/>
       </w:pPr>
       <w:r>
@@ -42,182 +42,154 @@
           <w:rFonts w:ascii="宋体" w:hAnsi="宋体" w:eastAsia="宋体"/>
           <w:b w:val="0"/>
           <w:color w:val="C2410C"/>
-          <w:sz w:val="20"/>
+          <w:sz w:val="16"/>
         </w:rPr>
-        <w:t>单独答案页 · 可打印 A4　|　先做卷再对答案</w:t>
+        <w:t>单独答案页 · 尽量一页打完　|　先做卷再对答案</w:t>
       </w:r>
     </w:p>
     <w:p>
       <w:pPr>
-        <w:spacing w:before="160" w:after="80" w:line="269" w:lineRule="auto"/>
+        <w:spacing w:before="80" w:after="20" w:line="252" w:lineRule="auto"/>
       </w:pPr>
       <w:r>
         <w:rPr>
           <w:rFonts w:ascii="宋体" w:hAnsi="宋体" w:eastAsia="宋体"/>
           <w:b/>
           <w:color w:val="E85D04"/>
-          <w:sz w:val="24"/>
+          <w:sz w:val="20"/>
         </w:rPr>
         <w:t>一、看拼音写词语</w:t>
       </w:r>
     </w:p>
     <w:p>
       <w:pPr>
-        <w:spacing w:before="0" w:after="60" w:line="269" w:lineRule="auto"/>
+        <w:spacing w:before="0" w:after="20" w:line="252" w:lineRule="auto"/>
       </w:pPr>
       <w:r>
         <w:rPr>
           <w:rFonts w:ascii="宋体" w:hAnsi="宋体" w:eastAsia="宋体"/>
           <w:b w:val="0"/>
           <w:color w:val="1C1917"/>
-          <w:sz w:val="22"/>
+          <w:sz w:val="19"/>
         </w:rPr>
-        <w:t>繁星、模糊、浩浩荡荡、山崩地裂、鹅卵石、逐渐（以教材会写字词为准）</w:t>
+        <w:t>繁星、模糊、浩浩荡荡、山崩地裂、鹅卵石、逐渐</w:t>
       </w:r>
     </w:p>
     <w:p>
       <w:pPr>
-        <w:spacing w:before="160" w:after="80" w:line="269" w:lineRule="auto"/>
+        <w:spacing w:before="80" w:after="20" w:line="252" w:lineRule="auto"/>
       </w:pPr>
       <w:r>
         <w:rPr>
           <w:rFonts w:ascii="宋体" w:hAnsi="宋体" w:eastAsia="宋体"/>
           <w:b/>
           <w:color w:val="E85D04"/>
-          <w:sz w:val="24"/>
+          <w:sz w:val="20"/>
         </w:rPr>
         <w:t>二、多音 / 错读</w:t>
       </w:r>
     </w:p>
     <w:p>
       <w:pPr>
-        <w:spacing w:before="0" w:after="60" w:line="269" w:lineRule="auto"/>
+        <w:spacing w:before="0" w:after="20" w:line="252" w:lineRule="auto"/>
       </w:pPr>
       <w:r>
         <w:rPr>
           <w:rFonts w:ascii="宋体" w:hAnsi="宋体" w:eastAsia="宋体"/>
           <w:b w:val="0"/>
           <w:color w:val="1C1917"/>
-          <w:sz w:val="22"/>
+          <w:sz w:val="19"/>
         </w:rPr>
-        <w:t>观潮 cháo；朝阳 zhāo；霎时 shà（不作 chà）；萤火虫 yíng（不作 yín）</w:t>
+        <w:t>观潮 cháo；朝阳 zhāo；霎时 shà；萤火虫 yíng</w:t>
       </w:r>
     </w:p>
     <w:p>
       <w:pPr>
-        <w:spacing w:before="160" w:after="80" w:line="269" w:lineRule="auto"/>
+        <w:spacing w:before="80" w:after="20" w:line="252" w:lineRule="auto"/>
       </w:pPr>
       <w:r>
         <w:rPr>
           <w:rFonts w:ascii="宋体" w:hAnsi="宋体" w:eastAsia="宋体"/>
           <w:b/>
           <w:color w:val="E85D04"/>
-          <w:sz w:val="24"/>
+          <w:sz w:val="20"/>
         </w:rPr>
         <w:t>三、园地默写</w:t>
       </w:r>
     </w:p>
     <w:p>
       <w:pPr>
-        <w:spacing w:before="0" w:after="60" w:line="269" w:lineRule="auto"/>
+        <w:spacing w:before="0" w:after="20" w:line="252" w:lineRule="auto"/>
       </w:pPr>
       <w:r>
         <w:rPr>
           <w:rFonts w:ascii="宋体" w:hAnsi="宋体" w:eastAsia="宋体"/>
           <w:b w:val="0"/>
           <w:color w:val="1C1917"/>
-          <w:sz w:val="22"/>
+          <w:sz w:val="19"/>
         </w:rPr>
         <w:t>《鹿柴》：空山不见人，但闻人语响。返景入深林，复照青苔上。</w:t>
       </w:r>
     </w:p>
     <w:p>
       <w:pPr>
-        <w:spacing w:before="0" w:after="60" w:line="269" w:lineRule="auto"/>
+        <w:spacing w:before="0" w:after="20" w:line="252" w:lineRule="auto"/>
       </w:pPr>
       <w:r>
         <w:rPr>
           <w:rFonts w:ascii="宋体" w:hAnsi="宋体" w:eastAsia="宋体"/>
           <w:b w:val="0"/>
           <w:color w:val="1C1917"/>
-          <w:sz w:val="22"/>
+          <w:sz w:val="19"/>
         </w:rPr>
-        <w:t>《赠刘景文》名句：一年好景君须记，最是橙黄橘绿时。（或荷尽已无擎雨盖……）</w:t>
+        <w:t>《赠刘景文》：一年好景君须记，最是橙黄橘绿时。</w:t>
       </w:r>
     </w:p>
     <w:p>
       <w:pPr>
-        <w:spacing w:before="160" w:after="80" w:line="269" w:lineRule="auto"/>
+        <w:spacing w:before="80" w:after="20" w:line="252" w:lineRule="auto"/>
       </w:pPr>
       <w:r>
         <w:rPr>
           <w:rFonts w:ascii="宋体" w:hAnsi="宋体" w:eastAsia="宋体"/>
           <w:b/>
           <w:color w:val="E85D04"/>
-          <w:sz w:val="24"/>
+          <w:sz w:val="20"/>
         </w:rPr>
-        <w:t>四、仿写</w:t>
+        <w:t>四、仿写 / 五、短阅读</w:t>
       </w:r>
     </w:p>
     <w:p>
       <w:pPr>
-        <w:spacing w:before="0" w:after="60" w:line="269" w:lineRule="auto"/>
+        <w:spacing w:before="0" w:after="20" w:line="252" w:lineRule="auto"/>
       </w:pPr>
       <w:r>
         <w:rPr>
           <w:rFonts w:ascii="宋体" w:hAnsi="宋体" w:eastAsia="宋体"/>
           <w:b w:val="0"/>
           <w:color w:val="1C1917"/>
-          <w:sz w:val="22"/>
+          <w:sz w:val="19"/>
         </w:rPr>
-        <w:t>忽然……过了一会儿……（通顺、写出变化即可）</w:t>
+        <w:t>忽然……过了一会儿……（通顺即可）。潮来声势相关题：意思对即可。</w:t>
       </w:r>
     </w:p>
     <w:p>
       <w:pPr>
-        <w:spacing w:before="160" w:after="80" w:line="269" w:lineRule="auto"/>
-      </w:pPr>
-      <w:r>
-        <w:rPr>
-          <w:rFonts w:ascii="宋体" w:hAnsi="宋体" w:eastAsia="宋体"/>
-          <w:b/>
-          <w:color w:val="E85D04"/>
-          <w:sz w:val="24"/>
-        </w:rPr>
-        <w:t>五、短阅读</w:t>
-      </w:r>
-    </w:p>
-    <w:p>
-      <w:pPr>
-        <w:spacing w:before="0" w:after="60" w:line="269" w:lineRule="auto"/>
-      </w:pPr>
-      <w:r>
-        <w:rPr>
-          <w:rFonts w:ascii="宋体" w:hAnsi="宋体" w:eastAsia="宋体"/>
-          <w:b w:val="0"/>
-          <w:color w:val="1C1917"/>
-          <w:sz w:val="22"/>
-        </w:rPr>
-        <w:t>潮来声势句：判断/选择以卷面为准；好处示例：写出潮水声势浩大、气势勇猛（意思对即可）。</w:t>
-      </w:r>
-    </w:p>
-    <w:p>
-      <w:pPr>
-        <w:spacing w:before="200" w:after="60" w:line="269" w:lineRule="auto"/>
+        <w:spacing w:before="120" w:after="40" w:line="252" w:lineRule="auto"/>
       </w:pPr>
       <w:r>
         <w:rPr>
           <w:rFonts w:ascii="宋体" w:hAnsi="宋体" w:eastAsia="宋体"/>
           <w:b w:val="0"/>
           <w:color w:val="C2410C"/>
-          <w:sz w:val="20"/>
+          <w:sz w:val="18"/>
         </w:rPr>
         <w:t>□已对答案　□错题已入档</w:t>
       </w:r>
     </w:p>
     <w:sectPr>
       <w:pgSz w:w="11906" w:h="16838"/>
-      <w:pgMar w:top="794" w:right="964" w:bottom="794" w:left="964" w:header="720" w:footer="720" w:gutter="0"/>
+      <w:pgMar w:top="624" w:right="737" w:bottom="624" w:left="737" w:header="720" w:footer="720" w:gutter="0"/>
       <w:cols w:space="720"/>
       <w:docGrid w:linePitch="360"/>
     </w:sectPr>
@@ -590,7 +562,7 @@
     <w:rsid w:val="00FC693F"/>
     <w:rPr>
       <w:rFonts w:ascii="宋体" w:hAnsi="宋体" w:eastAsia="宋体"/>
-      <w:sz w:val="22"/>
+      <w:sz w:val="20"/>
     </w:rPr>
   </w:style>
   <w:style w:type="paragraph" w:styleId="Header">
